--- a/assets/konspekty/common/warsztaty_duchowe/attach@karty_poziomow_duchowosci.docx
+++ b/assets/konspekty/common/warsztaty_duchowe/attach@karty_poziomow_duchowosci.docx
@@ -21,7 +21,7 @@
           <w:lang w:val="pl-PL" w:eastAsia="zh-CN" w:bidi="hi-IN"/>
         </w:rPr>
         <w:drawing>
-          <wp:anchor behindDoc="0" distT="0" distB="0" distL="0" distR="0" simplePos="0" locked="0" layoutInCell="0" allowOverlap="1" relativeHeight="5">
+          <wp:anchor distT="0" distB="0" distL="0" distR="0" simplePos="0" relativeHeight="5" behindDoc="0" locked="0" layoutInCell="0" allowOverlap="1">
             <wp:simplePos x="0" y="0"/>
             <wp:positionH relativeFrom="column">
               <wp:align>center</wp:align>
@@ -155,9 +155,7 @@
         </w:rPr>
       </w:pPr>
       <w:r>
-        <w:rPr>
-          <w:lang w:val="pl-PL" w:eastAsia="zh-CN" w:bidi="hi-IN"/>
-        </w:rPr>
+        <w:rPr/>
         <w:drawing>
           <wp:inline distT="0" distB="0" distL="0" distR="0">
             <wp:extent cx="2438400" cy="2438400"/>
@@ -221,7 +219,7 @@
           <w:lang w:val="pl-PL" w:eastAsia="zh-CN" w:bidi="hi-IN"/>
         </w:rPr>
         <w:drawing>
-          <wp:anchor behindDoc="0" distT="0" distB="0" distL="0" distR="0" simplePos="0" locked="0" layoutInCell="0" allowOverlap="1" relativeHeight="6">
+          <wp:anchor distT="0" distB="0" distL="0" distR="0" simplePos="0" relativeHeight="6" behindDoc="0" locked="0" layoutInCell="0" allowOverlap="1">
             <wp:simplePos x="0" y="0"/>
             <wp:positionH relativeFrom="column">
               <wp:align>center</wp:align>
@@ -344,9 +342,7 @@
         </w:rPr>
       </w:pPr>
       <w:r>
-        <w:rPr>
-          <w:lang w:val="pl-PL" w:eastAsia="zh-CN" w:bidi="hi-IN"/>
-        </w:rPr>
+        <w:rPr/>
         <w:drawing>
           <wp:inline distT="0" distB="0" distL="0" distR="0">
             <wp:extent cx="2438400" cy="2438400"/>
@@ -416,16 +412,7 @@
           <w:szCs w:val="48"/>
           <w:lang w:val="pl-PL" w:eastAsia="zh-CN" w:bidi="hi-IN"/>
         </w:rPr>
-        <w:t>Wartości</w:t>
-      </w:r>
-      <w:r>
-        <w:rPr>
-          <w:rFonts w:ascii="Ubuntu" w:hAnsi="Ubuntu"/>
-          <w:sz w:val="48"/>
-          <w:szCs w:val="48"/>
-          <w:lang w:val="pl-PL" w:eastAsia="zh-CN" w:bidi="hi-IN"/>
-        </w:rPr>
-        <w:t xml:space="preserve"> </w:t>
+        <w:t xml:space="preserve">Wartości </w:t>
       </w:r>
       <w:r>
         <w:rPr>
@@ -436,7 +423,16 @@
           <w:szCs w:val="48"/>
           <w:lang w:val="pl-PL" w:eastAsia="zh-CN" w:bidi="hi-IN"/>
         </w:rPr>
-        <w:t>p</w:t>
+        <w:t>pierwotne</w:t>
+      </w:r>
+      <w:r>
+        <w:rPr>
+          <w:rFonts w:ascii="Ubuntu" w:hAnsi="Ubuntu"/>
+          <w:sz w:val="48"/>
+          <w:szCs w:val="48"/>
+          <w:lang w:val="pl-PL" w:eastAsia="zh-CN" w:bidi="hi-IN"/>
+        </w:rPr>
+        <w:t xml:space="preserve">                |                    Wartości </w:t>
       </w:r>
       <w:r>
         <w:rPr>
@@ -447,78 +443,7 @@
           <w:szCs w:val="48"/>
           <w:lang w:val="pl-PL" w:eastAsia="zh-CN" w:bidi="hi-IN"/>
         </w:rPr>
-        <w:t>i</w:t>
-      </w:r>
-      <w:r>
-        <w:rPr>
-          <w:rFonts w:ascii="Ubuntu" w:hAnsi="Ubuntu"/>
-          <w:b/>
-          <w:bCs/>
-          <w:sz w:val="48"/>
-          <w:szCs w:val="48"/>
-          <w:lang w:val="pl-PL" w:eastAsia="zh-CN" w:bidi="hi-IN"/>
-        </w:rPr>
-        <w:t>erwotne</w:t>
-      </w:r>
-      <w:r>
-        <w:rPr>
-          <w:rFonts w:ascii="Ubuntu" w:hAnsi="Ubuntu"/>
-          <w:sz w:val="48"/>
-          <w:szCs w:val="48"/>
-          <w:lang w:val="pl-PL" w:eastAsia="zh-CN" w:bidi="hi-IN"/>
-        </w:rPr>
-        <w:t xml:space="preserve">                |                    </w:t>
-      </w:r>
-      <w:r>
-        <w:rPr>
-          <w:rFonts w:ascii="Ubuntu" w:hAnsi="Ubuntu"/>
-          <w:sz w:val="48"/>
-          <w:szCs w:val="48"/>
-          <w:lang w:val="pl-PL" w:eastAsia="zh-CN" w:bidi="hi-IN"/>
-        </w:rPr>
-        <w:t>Wartości</w:t>
-      </w:r>
-      <w:r>
-        <w:rPr>
-          <w:rFonts w:ascii="Ubuntu" w:hAnsi="Ubuntu"/>
-          <w:sz w:val="48"/>
-          <w:szCs w:val="48"/>
-          <w:lang w:val="pl-PL" w:eastAsia="zh-CN" w:bidi="hi-IN"/>
-        </w:rPr>
-        <w:t xml:space="preserve"> </w:t>
-      </w:r>
-      <w:r>
-        <w:rPr>
-          <w:rFonts w:ascii="Ubuntu" w:hAnsi="Ubuntu"/>
-          <w:b/>
-          <w:bCs/>
-          <w:sz w:val="48"/>
-          <w:szCs w:val="48"/>
-          <w:lang w:val="pl-PL" w:eastAsia="zh-CN" w:bidi="hi-IN"/>
-        </w:rPr>
-        <w:t>m</w:t>
-      </w:r>
-      <w:r>
-        <w:rPr>
-          <w:rFonts w:ascii="Ubuntu" w:hAnsi="Ubuntu"/>
-          <w:b/>
-          <w:bCs/>
-          <w:sz w:val="48"/>
-          <w:szCs w:val="48"/>
-          <w:lang w:val="pl-PL" w:eastAsia="zh-CN" w:bidi="hi-IN"/>
-        </w:rPr>
-        <w:t>o</w:t>
-      </w:r>
-      <w:r>
-        <w:rPr>
-          <w:rFonts w:ascii="Ubuntu" w:hAnsi="Ubuntu"/>
-          <w:b/>
-          <w:bCs/>
-          <w:sz w:val="48"/>
-          <w:szCs w:val="48"/>
-          <w:lang w:val="pl-PL" w:eastAsia="zh-CN" w:bidi="hi-IN"/>
-        </w:rPr>
-        <w:t>ralne</w:t>
+        <w:t>moralne</w:t>
       </w:r>
       <w:r>
         <w:br w:type="page"/>
@@ -544,7 +469,7 @@
           <w:lang w:val="pl-PL" w:eastAsia="zh-CN" w:bidi="hi-IN"/>
         </w:rPr>
         <w:drawing>
-          <wp:anchor behindDoc="0" distT="0" distB="0" distL="0" distR="0" simplePos="0" locked="0" layoutInCell="0" allowOverlap="1" relativeHeight="7">
+          <wp:anchor distT="0" distB="0" distL="0" distR="0" simplePos="0" relativeHeight="7" behindDoc="0" locked="0" layoutInCell="0" allowOverlap="1">
             <wp:simplePos x="0" y="0"/>
             <wp:positionH relativeFrom="column">
               <wp:align>center</wp:align>
@@ -626,59 +551,120 @@
           <w:szCs w:val="48"/>
           <w:lang w:val="pl-PL" w:eastAsia="zh-CN" w:bidi="hi-IN"/>
         </w:rPr>
-        <w:t>Fundamentalna prawda o rzeczywistości</w:t>
-      </w:r>
-    </w:p>
-    <w:p>
-      <w:pPr>
-        <w:pStyle w:val="normal1"/>
-        <w:jc w:val="center"/>
-        <w:rPr>
-          <w:lang w:val="pl-PL" w:eastAsia="zh-CN" w:bidi="hi-IN"/>
-        </w:rPr>
-      </w:pPr>
-      <w:r>
-        <w:rPr>
-          <w:rFonts w:ascii="Ubuntu" w:hAnsi="Ubuntu"/>
-          <w:sz w:val="48"/>
-          <w:szCs w:val="48"/>
-          <w:lang w:val="pl-PL" w:eastAsia="zh-CN" w:bidi="hi-IN"/>
-        </w:rPr>
-        <w:t>Pierwotne źródło wartości</w:t>
-      </w:r>
-    </w:p>
-    <w:p>
-      <w:pPr>
-        <w:pStyle w:val="normal1"/>
-        <w:jc w:val="center"/>
-        <w:rPr>
-          <w:rFonts w:ascii="Ubuntu" w:hAnsi="Ubuntu"/>
-          <w:sz w:val="48"/>
-          <w:szCs w:val="48"/>
-          <w:lang w:val="pl-PL" w:eastAsia="zh-CN" w:bidi="hi-IN"/>
-        </w:rPr>
-      </w:pPr>
-      <w:r>
-        <w:rPr>
-          <w:rFonts w:ascii="Ubuntu" w:hAnsi="Ubuntu"/>
-          <w:sz w:val="48"/>
-          <w:szCs w:val="48"/>
-          <w:lang w:val="pl-PL" w:eastAsia="zh-CN" w:bidi="hi-IN"/>
-        </w:rPr>
-      </w:r>
-    </w:p>
-    <w:p>
-      <w:pPr>
-        <w:pStyle w:val="normal1"/>
-        <w:jc w:val="center"/>
-        <w:rPr>
-          <w:lang w:val="pl-PL" w:eastAsia="zh-CN" w:bidi="hi-IN"/>
-        </w:rPr>
-      </w:pPr>
-      <w:r>
-        <w:rPr>
-          <w:lang w:val="pl-PL" w:eastAsia="zh-CN" w:bidi="hi-IN"/>
-        </w:rPr>
+        <w:t>Fundamentaln</w:t>
+      </w:r>
+      <w:r>
+        <w:rPr>
+          <w:rFonts w:ascii="Ubuntu" w:hAnsi="Ubuntu"/>
+          <w:sz w:val="48"/>
+          <w:szCs w:val="48"/>
+          <w:lang w:val="pl-PL" w:eastAsia="zh-CN" w:bidi="hi-IN"/>
+        </w:rPr>
+        <w:t>e</w:t>
+      </w:r>
+      <w:r>
+        <w:rPr>
+          <w:rFonts w:ascii="Ubuntu" w:hAnsi="Ubuntu"/>
+          <w:sz w:val="48"/>
+          <w:szCs w:val="48"/>
+          <w:lang w:val="pl-PL" w:eastAsia="zh-CN" w:bidi="hi-IN"/>
+        </w:rPr>
+        <w:t xml:space="preserve"> </w:t>
+      </w:r>
+      <w:r>
+        <w:rPr>
+          <w:rFonts w:ascii="Ubuntu" w:hAnsi="Ubuntu"/>
+          <w:sz w:val="48"/>
+          <w:szCs w:val="48"/>
+          <w:lang w:val="pl-PL" w:eastAsia="zh-CN" w:bidi="hi-IN"/>
+        </w:rPr>
+        <w:t>z</w:t>
+      </w:r>
+      <w:r>
+        <w:rPr>
+          <w:rFonts w:ascii="Ubuntu" w:hAnsi="Ubuntu"/>
+          <w:sz w:val="48"/>
+          <w:szCs w:val="48"/>
+          <w:lang w:val="pl-PL" w:eastAsia="zh-CN" w:bidi="hi-IN"/>
+        </w:rPr>
+        <w:t>ał</w:t>
+      </w:r>
+      <w:r>
+        <w:rPr>
+          <w:rFonts w:ascii="Ubuntu" w:hAnsi="Ubuntu"/>
+          <w:sz w:val="48"/>
+          <w:szCs w:val="48"/>
+          <w:lang w:val="pl-PL" w:eastAsia="zh-CN" w:bidi="hi-IN"/>
+        </w:rPr>
+        <w:t>oż</w:t>
+      </w:r>
+      <w:r>
+        <w:rPr>
+          <w:rFonts w:ascii="Ubuntu" w:hAnsi="Ubuntu"/>
+          <w:sz w:val="48"/>
+          <w:szCs w:val="48"/>
+          <w:lang w:val="pl-PL" w:eastAsia="zh-CN" w:bidi="hi-IN"/>
+        </w:rPr>
+        <w:t>enie</w:t>
+      </w:r>
+      <w:r>
+        <w:rPr>
+          <w:rFonts w:ascii="Ubuntu" w:hAnsi="Ubuntu"/>
+          <w:sz w:val="48"/>
+          <w:szCs w:val="48"/>
+          <w:lang w:val="pl-PL" w:eastAsia="zh-CN" w:bidi="hi-IN"/>
+        </w:rPr>
+        <w:t xml:space="preserve"> o rzeczywistości</w:t>
+      </w:r>
+    </w:p>
+    <w:p>
+      <w:pPr>
+        <w:pStyle w:val="normal1"/>
+        <w:jc w:val="center"/>
+        <w:rPr>
+          <w:lang w:val="pl-PL" w:eastAsia="zh-CN" w:bidi="hi-IN"/>
+        </w:rPr>
+      </w:pPr>
+      <w:r>
+        <w:rPr>
+          <w:rFonts w:ascii="Ubuntu" w:hAnsi="Ubuntu"/>
+          <w:sz w:val="48"/>
+          <w:szCs w:val="48"/>
+          <w:lang w:val="pl-PL" w:eastAsia="zh-CN" w:bidi="hi-IN"/>
+        </w:rPr>
+        <w:t>Źródło wartości</w:t>
+      </w:r>
+    </w:p>
+    <w:p>
+      <w:pPr>
+        <w:pStyle w:val="normal1"/>
+        <w:jc w:val="center"/>
+        <w:rPr>
+          <w:rFonts w:ascii="Ubuntu" w:hAnsi="Ubuntu"/>
+          <w:sz w:val="48"/>
+          <w:szCs w:val="48"/>
+          <w:lang w:val="pl-PL" w:eastAsia="zh-CN" w:bidi="hi-IN"/>
+        </w:rPr>
+      </w:pPr>
+      <w:r>
+        <w:rPr>
+          <w:rFonts w:ascii="Ubuntu" w:hAnsi="Ubuntu"/>
+          <w:sz w:val="48"/>
+          <w:szCs w:val="48"/>
+          <w:lang w:val="pl-PL" w:eastAsia="zh-CN" w:bidi="hi-IN"/>
+        </w:rPr>
+      </w:r>
+    </w:p>
+    <w:p>
+      <w:pPr>
+        <w:pStyle w:val="normal1"/>
+        <w:jc w:val="center"/>
+        <w:rPr>
+          <w:lang w:val="pl-PL" w:eastAsia="zh-CN" w:bidi="hi-IN"/>
+        </w:rPr>
+      </w:pPr>
+      <w:r>
+        <w:rPr/>
         <w:drawing>
           <wp:inline distT="0" distB="0" distL="0" distR="0">
             <wp:extent cx="2438400" cy="2438400"/>
@@ -820,7 +806,7 @@
     <w:pPr>
       <w:widowControl/>
       <w:suppressAutoHyphens w:val="true"/>
-      <w:overflowPunct w:val="false"/>
+      <w:overflowPunct w:val="true"/>
       <w:bidi w:val="0"/>
       <w:spacing w:lineRule="auto" w:line="276" w:before="0" w:after="0"/>
       <w:jc w:val="left"/>
@@ -1001,7 +987,7 @@
     <w:pPr>
       <w:widowControl/>
       <w:suppressAutoHyphens w:val="true"/>
-      <w:overflowPunct w:val="false"/>
+      <w:overflowPunct w:val="true"/>
       <w:bidi w:val="0"/>
       <w:spacing w:lineRule="auto" w:line="276" w:before="0" w:after="0"/>
       <w:jc w:val="left"/>
@@ -1061,34 +1047,34 @@
         <a:srgbClr val="000000"/>
       </a:dk1>
       <a:lt1>
-        <a:srgbClr val="ffffff"/>
+        <a:srgbClr val="FFFFFF"/>
       </a:lt1>
       <a:dk2>
-        <a:srgbClr val="1f497d"/>
+        <a:srgbClr val="1F497D"/>
       </a:dk2>
       <a:lt2>
-        <a:srgbClr val="eeece1"/>
+        <a:srgbClr val="EEECE1"/>
       </a:lt2>
       <a:accent1>
-        <a:srgbClr val="4f81bd"/>
+        <a:srgbClr val="4F81BD"/>
       </a:accent1>
       <a:accent2>
-        <a:srgbClr val="c0504d"/>
+        <a:srgbClr val="C0504D"/>
       </a:accent2>
       <a:accent3>
-        <a:srgbClr val="9bbb59"/>
+        <a:srgbClr val="9BBB59"/>
       </a:accent3>
       <a:accent4>
-        <a:srgbClr val="8064a2"/>
+        <a:srgbClr val="8064A2"/>
       </a:accent4>
       <a:accent5>
-        <a:srgbClr val="4bacc6"/>
+        <a:srgbClr val="4BACC6"/>
       </a:accent5>
       <a:accent6>
-        <a:srgbClr val="f79646"/>
+        <a:srgbClr val="F79646"/>
       </a:accent6>
       <a:hlink>
-        <a:srgbClr val="0000ff"/>
+        <a:srgbClr val="0000FF"/>
       </a:hlink>
       <a:folHlink>
         <a:srgbClr val="800080"/>

--- a/assets/konspekty/common/warsztaty_duchowe/attach@karty_poziomow_duchowosci.docx
+++ b/assets/konspekty/common/warsztaty_duchowe/attach@karty_poziomow_duchowosci.docx
@@ -551,88 +551,54 @@
           <w:szCs w:val="48"/>
           <w:lang w:val="pl-PL" w:eastAsia="zh-CN" w:bidi="hi-IN"/>
         </w:rPr>
-        <w:t>Fundamentaln</w:t>
-      </w:r>
-      <w:r>
-        <w:rPr>
-          <w:rFonts w:ascii="Ubuntu" w:hAnsi="Ubuntu"/>
-          <w:sz w:val="48"/>
-          <w:szCs w:val="48"/>
-          <w:lang w:val="pl-PL" w:eastAsia="zh-CN" w:bidi="hi-IN"/>
-        </w:rPr>
-        <w:t>e</w:t>
-      </w:r>
-      <w:r>
-        <w:rPr>
-          <w:rFonts w:ascii="Ubuntu" w:hAnsi="Ubuntu"/>
-          <w:sz w:val="48"/>
-          <w:szCs w:val="48"/>
-          <w:lang w:val="pl-PL" w:eastAsia="zh-CN" w:bidi="hi-IN"/>
-        </w:rPr>
-        <w:t xml:space="preserve"> </w:t>
-      </w:r>
-      <w:r>
-        <w:rPr>
-          <w:rFonts w:ascii="Ubuntu" w:hAnsi="Ubuntu"/>
-          <w:sz w:val="48"/>
-          <w:szCs w:val="48"/>
-          <w:lang w:val="pl-PL" w:eastAsia="zh-CN" w:bidi="hi-IN"/>
-        </w:rPr>
-        <w:t>z</w:t>
-      </w:r>
-      <w:r>
-        <w:rPr>
-          <w:rFonts w:ascii="Ubuntu" w:hAnsi="Ubuntu"/>
-          <w:sz w:val="48"/>
-          <w:szCs w:val="48"/>
-          <w:lang w:val="pl-PL" w:eastAsia="zh-CN" w:bidi="hi-IN"/>
-        </w:rPr>
-        <w:t>ał</w:t>
-      </w:r>
-      <w:r>
-        <w:rPr>
-          <w:rFonts w:ascii="Ubuntu" w:hAnsi="Ubuntu"/>
-          <w:sz w:val="48"/>
-          <w:szCs w:val="48"/>
-          <w:lang w:val="pl-PL" w:eastAsia="zh-CN" w:bidi="hi-IN"/>
-        </w:rPr>
-        <w:t>oż</w:t>
-      </w:r>
-      <w:r>
-        <w:rPr>
-          <w:rFonts w:ascii="Ubuntu" w:hAnsi="Ubuntu"/>
-          <w:sz w:val="48"/>
-          <w:szCs w:val="48"/>
-          <w:lang w:val="pl-PL" w:eastAsia="zh-CN" w:bidi="hi-IN"/>
-        </w:rPr>
-        <w:t>enie</w:t>
-      </w:r>
-      <w:r>
-        <w:rPr>
-          <w:rFonts w:ascii="Ubuntu" w:hAnsi="Ubuntu"/>
-          <w:sz w:val="48"/>
-          <w:szCs w:val="48"/>
-          <w:lang w:val="pl-PL" w:eastAsia="zh-CN" w:bidi="hi-IN"/>
-        </w:rPr>
-        <w:t xml:space="preserve"> o rzeczywistości</w:t>
-      </w:r>
-    </w:p>
-    <w:p>
-      <w:pPr>
-        <w:pStyle w:val="normal1"/>
-        <w:jc w:val="center"/>
-        <w:rPr>
-          <w:lang w:val="pl-PL" w:eastAsia="zh-CN" w:bidi="hi-IN"/>
-        </w:rPr>
-      </w:pPr>
-      <w:r>
-        <w:rPr>
-          <w:rFonts w:ascii="Ubuntu" w:hAnsi="Ubuntu"/>
-          <w:sz w:val="48"/>
-          <w:szCs w:val="48"/>
-          <w:lang w:val="pl-PL" w:eastAsia="zh-CN" w:bidi="hi-IN"/>
-        </w:rPr>
-        <w:t>Źródło wartości</w:t>
+        <w:t>Fundamentalne przekonanie o tym</w:t>
+      </w:r>
+    </w:p>
+    <w:p>
+      <w:pPr>
+        <w:pStyle w:val="normal1"/>
+        <w:jc w:val="center"/>
+        <w:rPr>
+          <w:lang w:val="pl-PL" w:eastAsia="zh-CN" w:bidi="hi-IN"/>
+        </w:rPr>
+      </w:pPr>
+      <w:r>
+        <w:rPr>
+          <w:rFonts w:ascii="Ubuntu" w:hAnsi="Ubuntu"/>
+          <w:sz w:val="48"/>
+          <w:szCs w:val="48"/>
+          <w:u w:val="single"/>
+          <w:lang w:val="pl-PL" w:eastAsia="zh-CN" w:bidi="hi-IN"/>
+        </w:rPr>
+        <w:t>jaki jest</w:t>
+      </w:r>
+      <w:r>
+        <w:rPr>
+          <w:rFonts w:ascii="Ubuntu" w:hAnsi="Ubuntu"/>
+          <w:sz w:val="48"/>
+          <w:szCs w:val="48"/>
+          <w:lang w:val="pl-PL" w:eastAsia="zh-CN" w:bidi="hi-IN"/>
+        </w:rPr>
+        <w:t xml:space="preserve">, lub </w:t>
+      </w:r>
+      <w:r>
+        <w:rPr>
+          <w:rFonts w:ascii="Ubuntu" w:hAnsi="Ubuntu"/>
+          <w:sz w:val="48"/>
+          <w:szCs w:val="48"/>
+          <w:u w:val="single"/>
+          <w:lang w:val="pl-PL" w:eastAsia="zh-CN" w:bidi="hi-IN"/>
+        </w:rPr>
+        <w:t>jak działa</w:t>
+      </w:r>
+      <w:r>
+        <w:rPr>
+          <w:rFonts w:ascii="Ubuntu" w:hAnsi="Ubuntu"/>
+          <w:sz w:val="48"/>
+          <w:szCs w:val="48"/>
+          <w:lang w:val="pl-PL" w:eastAsia="zh-CN" w:bidi="hi-IN"/>
+        </w:rPr>
+        <w:t xml:space="preserve"> świat</w:t>
       </w:r>
     </w:p>
     <w:p>
@@ -726,48 +692,86 @@
         <w:pStyle w:val="normal1"/>
         <w:jc w:val="center"/>
         <w:rPr>
-          <w:lang w:val="pl-PL" w:eastAsia="zh-CN" w:bidi="hi-IN"/>
-        </w:rPr>
-      </w:pPr>
-      <w:r>
-        <w:rPr>
-          <w:rFonts w:ascii="Ubuntu" w:hAnsi="Ubuntu"/>
-          <w:sz w:val="48"/>
-          <w:szCs w:val="48"/>
-          <w:lang w:val="pl-PL" w:eastAsia="zh-CN" w:bidi="hi-IN"/>
-        </w:rPr>
-        <w:t xml:space="preserve">Aksjomaty </w:t>
-      </w:r>
+          <w:rFonts w:ascii="Ubuntu" w:hAnsi="Ubuntu"/>
+          <w:b w:val="false"/>
+          <w:bCs w:val="false"/>
+          <w:color w:val="999999"/>
+          <w:sz w:val="48"/>
+          <w:szCs w:val="48"/>
+          <w:lang w:val="pl-PL" w:eastAsia="zh-CN" w:bidi="hi-IN"/>
+        </w:rPr>
+      </w:pPr>
       <w:r>
         <w:rPr>
           <w:rFonts w:ascii="Ubuntu" w:hAnsi="Ubuntu"/>
           <w:b/>
           <w:bCs/>
-          <w:sz w:val="48"/>
-          <w:szCs w:val="48"/>
-          <w:lang w:val="pl-PL" w:eastAsia="zh-CN" w:bidi="hi-IN"/>
-        </w:rPr>
-        <w:t>opisu</w:t>
-      </w:r>
-      <w:r>
-        <w:rPr>
-          <w:rFonts w:ascii="Ubuntu" w:hAnsi="Ubuntu"/>
-          <w:sz w:val="48"/>
-          <w:szCs w:val="48"/>
-          <w:lang w:val="pl-PL" w:eastAsia="zh-CN" w:bidi="hi-IN"/>
-        </w:rPr>
-        <w:t xml:space="preserve">                   |                   Aksjomaty </w:t>
+          <w:color w:val="999999"/>
+          <w:sz w:val="48"/>
+          <w:szCs w:val="48"/>
+          <w:lang w:val="pl-PL" w:eastAsia="zh-CN" w:bidi="hi-IN"/>
+        </w:rPr>
+        <w:t>Aksjomaty</w:t>
+      </w:r>
+      <w:r>
+        <w:rPr>
+          <w:rFonts w:ascii="Ubuntu" w:hAnsi="Ubuntu"/>
+          <w:b w:val="false"/>
+          <w:bCs w:val="false"/>
+          <w:color w:val="999999"/>
+          <w:sz w:val="48"/>
+          <w:szCs w:val="48"/>
+          <w:lang w:val="pl-PL" w:eastAsia="zh-CN" w:bidi="hi-IN"/>
+        </w:rPr>
+        <w:t xml:space="preserve"> są </w:t>
       </w:r>
       <w:r>
         <w:rPr>
           <w:rFonts w:ascii="Ubuntu" w:hAnsi="Ubuntu"/>
           <w:b/>
           <w:bCs/>
-          <w:sz w:val="48"/>
-          <w:szCs w:val="48"/>
-          <w:lang w:val="pl-PL" w:eastAsia="zh-CN" w:bidi="hi-IN"/>
-        </w:rPr>
-        <w:t>sensu</w:t>
+          <w:color w:val="999999"/>
+          <w:sz w:val="48"/>
+          <w:szCs w:val="48"/>
+          <w:lang w:val="pl-PL" w:eastAsia="zh-CN" w:bidi="hi-IN"/>
+        </w:rPr>
+        <w:t>ź</w:t>
+      </w:r>
+      <w:r>
+        <w:rPr>
+          <w:rFonts w:ascii="Ubuntu" w:hAnsi="Ubuntu"/>
+          <w:b/>
+          <w:bCs/>
+          <w:color w:val="999999"/>
+          <w:sz w:val="48"/>
+          <w:szCs w:val="48"/>
+          <w:lang w:val="pl-PL" w:eastAsia="zh-CN" w:bidi="hi-IN"/>
+        </w:rPr>
+        <w:t>ródł</w:t>
+      </w:r>
+      <w:r>
+        <w:rPr>
+          <w:rFonts w:ascii="Ubuntu" w:hAnsi="Ubuntu"/>
+          <w:b/>
+          <w:bCs/>
+          <w:color w:val="999999"/>
+          <w:sz w:val="48"/>
+          <w:szCs w:val="48"/>
+          <w:lang w:val="pl-PL" w:eastAsia="zh-CN" w:bidi="hi-IN"/>
+        </w:rPr>
+        <w:t xml:space="preserve">em </w:t>
+      </w:r>
+      <w:r>
+        <w:rPr>
+          <w:rFonts w:ascii="Ubuntu" w:hAnsi="Ubuntu"/>
+          <w:b/>
+          <w:bCs/>
+          <w:color w:val="999999"/>
+          <w:sz w:val="48"/>
+          <w:szCs w:val="48"/>
+          <w:lang w:val="pl-PL" w:eastAsia="zh-CN" w:bidi="hi-IN"/>
+        </w:rPr>
+        <w:t>wartości</w:t>
       </w:r>
     </w:p>
     <w:sectPr>
@@ -806,7 +810,7 @@
     <w:pPr>
       <w:widowControl/>
       <w:suppressAutoHyphens w:val="true"/>
-      <w:overflowPunct w:val="true"/>
+      <w:overflowPunct w:val="false"/>
       <w:bidi w:val="0"/>
       <w:spacing w:lineRule="auto" w:line="276" w:before="0" w:after="0"/>
       <w:jc w:val="left"/>
@@ -987,7 +991,7 @@
     <w:pPr>
       <w:widowControl/>
       <w:suppressAutoHyphens w:val="true"/>
-      <w:overflowPunct w:val="true"/>
+      <w:overflowPunct w:val="false"/>
       <w:bidi w:val="0"/>
       <w:spacing w:lineRule="auto" w:line="276" w:before="0" w:after="0"/>
       <w:jc w:val="left"/>

--- a/assets/konspekty/common/warsztaty_duchowe/attach@karty_poziomow_duchowosci.docx
+++ b/assets/konspekty/common/warsztaty_duchowe/attach@karty_poziomow_duchowosci.docx
@@ -570,7 +570,27 @@
           <w:u w:val="single"/>
           <w:lang w:val="pl-PL" w:eastAsia="zh-CN" w:bidi="hi-IN"/>
         </w:rPr>
-        <w:t>jaki jest</w:t>
+        <w:t>jak</w:t>
+      </w:r>
+      <w:r>
+        <w:rPr>
+          <w:rFonts w:ascii="Ubuntu" w:hAnsi="Ubuntu"/>
+          <w:sz w:val="48"/>
+          <w:szCs w:val="48"/>
+          <w:u w:val="single"/>
+          <w:lang w:val="pl-PL" w:eastAsia="zh-CN" w:bidi="hi-IN"/>
+        </w:rPr>
+        <w:t>a</w:t>
+      </w:r>
+      <w:r>
+        <w:rPr>
+          <w:rFonts w:ascii="Ubuntu" w:hAnsi="Ubuntu"/>
+          <w:sz w:val="48"/>
+          <w:szCs w:val="48"/>
+          <w:u w:val="single"/>
+          <w:lang w:val="pl-PL" w:eastAsia="zh-CN" w:bidi="hi-IN"/>
+        </w:rPr>
+        <w:t xml:space="preserve"> jest</w:t>
       </w:r>
       <w:r>
         <w:rPr>
@@ -598,7 +618,43 @@
           <w:szCs w:val="48"/>
           <w:lang w:val="pl-PL" w:eastAsia="zh-CN" w:bidi="hi-IN"/>
         </w:rPr>
-        <w:t xml:space="preserve"> świat</w:t>
+        <w:t xml:space="preserve"> </w:t>
+      </w:r>
+      <w:r>
+        <w:rPr>
+          <w:rFonts w:ascii="Ubuntu" w:hAnsi="Ubuntu"/>
+          <w:sz w:val="48"/>
+          <w:szCs w:val="48"/>
+          <w:lang w:val="pl-PL" w:eastAsia="zh-CN" w:bidi="hi-IN"/>
+        </w:rPr>
+        <w:t>r</w:t>
+      </w:r>
+      <w:r>
+        <w:rPr>
+          <w:rFonts w:ascii="Ubuntu" w:hAnsi="Ubuntu"/>
+          <w:sz w:val="48"/>
+          <w:szCs w:val="48"/>
+          <w:lang w:val="pl-PL" w:eastAsia="zh-CN" w:bidi="hi-IN"/>
+        </w:rPr>
+        <w:t>z</w:t>
+      </w:r>
+      <w:r>
+        <w:rPr>
+          <w:rFonts w:ascii="Ubuntu" w:hAnsi="Ubuntu"/>
+          <w:sz w:val="48"/>
+          <w:szCs w:val="48"/>
+          <w:lang w:val="pl-PL" w:eastAsia="zh-CN" w:bidi="hi-IN"/>
+        </w:rPr>
+        <w:t>e</w:t>
+      </w:r>
+      <w:r>
+        <w:rPr>
+          <w:rFonts w:ascii="Ubuntu" w:hAnsi="Ubuntu"/>
+          <w:sz w:val="48"/>
+          <w:szCs w:val="48"/>
+          <w:lang w:val="pl-PL" w:eastAsia="zh-CN" w:bidi="hi-IN"/>
+        </w:rPr>
+        <w:t>czywistość</w:t>
       </w:r>
     </w:p>
     <w:p>
@@ -735,43 +791,7 @@
           <w:szCs w:val="48"/>
           <w:lang w:val="pl-PL" w:eastAsia="zh-CN" w:bidi="hi-IN"/>
         </w:rPr>
-        <w:t>ź</w:t>
-      </w:r>
-      <w:r>
-        <w:rPr>
-          <w:rFonts w:ascii="Ubuntu" w:hAnsi="Ubuntu"/>
-          <w:b/>
-          <w:bCs/>
-          <w:color w:val="999999"/>
-          <w:sz w:val="48"/>
-          <w:szCs w:val="48"/>
-          <w:lang w:val="pl-PL" w:eastAsia="zh-CN" w:bidi="hi-IN"/>
-        </w:rPr>
-        <w:t>ródł</w:t>
-      </w:r>
-      <w:r>
-        <w:rPr>
-          <w:rFonts w:ascii="Ubuntu" w:hAnsi="Ubuntu"/>
-          <w:b/>
-          <w:bCs/>
-          <w:color w:val="999999"/>
-          <w:sz w:val="48"/>
-          <w:szCs w:val="48"/>
-          <w:lang w:val="pl-PL" w:eastAsia="zh-CN" w:bidi="hi-IN"/>
-        </w:rPr>
-        <w:t xml:space="preserve">em </w:t>
-      </w:r>
-      <w:r>
-        <w:rPr>
-          <w:rFonts w:ascii="Ubuntu" w:hAnsi="Ubuntu"/>
-          <w:b/>
-          <w:bCs/>
-          <w:color w:val="999999"/>
-          <w:sz w:val="48"/>
-          <w:szCs w:val="48"/>
-          <w:lang w:val="pl-PL" w:eastAsia="zh-CN" w:bidi="hi-IN"/>
-        </w:rPr>
-        <w:t>wartości</w:t>
+        <w:t>źródłem wartości</w:t>
       </w:r>
     </w:p>
     <w:sectPr>
@@ -810,7 +830,7 @@
     <w:pPr>
       <w:widowControl/>
       <w:suppressAutoHyphens w:val="true"/>
-      <w:overflowPunct w:val="false"/>
+      <w:overflowPunct w:val="true"/>
       <w:bidi w:val="0"/>
       <w:spacing w:lineRule="auto" w:line="276" w:before="0" w:after="0"/>
       <w:jc w:val="left"/>
@@ -991,7 +1011,7 @@
     <w:pPr>
       <w:widowControl/>
       <w:suppressAutoHyphens w:val="true"/>
-      <w:overflowPunct w:val="false"/>
+      <w:overflowPunct w:val="true"/>
       <w:bidi w:val="0"/>
       <w:spacing w:lineRule="auto" w:line="276" w:before="0" w:after="0"/>
       <w:jc w:val="left"/>
